--- a/build/bruno.bronosky.resume.docx
+++ b/build/bruno.bronosky.resume.docx
@@ -1103,7 +1103,7 @@
         <w:t>Amazon Web Services</w:t>
       </w:r>
       <w:r>
-        <w:t>: CDK · CFN · EC2 · ECS · EKS · Fargate · EBS · RDS · S3 · Lamda · CloudFront · GuardDuty · SNS · SQS</w:t>
+        <w:t>: CDK · CFN · EC2 · ECS · EKS · Fargate · EBS · ELB · RDS · S3 · SNS · SQS · IAM · VPC · SSM · Lamda · Route53 · CloudFront · CloudWatch · GuardDuty · DynamoDB · Auto Scaling</w:t>
       </w:r>
     </w:p>
     <w:p>
